--- a/Governance Documents/ASCO Institutional Profile 2026.docx
+++ b/Governance Documents/ASCO Institutional Profile 2026.docx
@@ -63,7 +63,7 @@
           <w:color w:val="145A32"/>
           <w:sz w:val="20"/>
         </w:rPr>
-        <w:t>COMPLETE HARMONISED VERSION — 10 SEPTEMBER 2026</w:t>
+        <w:t>VERSION 2.0 — OCTOBER 2026 EDITION</w:t>
       </w:r>
     </w:p>
     <w:p>
@@ -116,6 +116,11 @@
           <w:sz w:val="20"/>
         </w:rPr>
         <w:t>• PART B — Public Benefit Mandate and Programmes</w:t>
+      </w:r>
+    </w:p>
+    <w:p>
+      <w:r>
+        <w:t>Environmental Programme Record — Operation Protect Our Aquatic Ecosystem: ASCO completed an environmental awareness and beachfront cleanup campaign at Richards Bay Beachfront, King Cetshwayo District, KwaZulu-Natal, on 22 September 2026. The campaign was sponsored by SPAR Empangeni. No participant, waste, beneficiary or measurement figures are stated here because none were verified in the supplied source material.</w:t>
       </w:r>
     </w:p>
     <w:p>
@@ -409,7 +414,7 @@
           <w:rFonts w:ascii="Arial" w:hAnsi="Arial"/>
           <w:sz w:val="20"/>
         </w:rPr>
-        <w:t>ASCO’s institutional evolution is understood as a progression from founding vision to structured civic organisation. The founding philosophy emphasises African solidarity, Ubuntu, human dignity, equality, constitutional democracy and practical community service. The organisation’s current phase focuses on institutional consolidation: establishing clear governance instruments, developing programme systems, strengthening partnerships, maintaining accountable financial controls and preparing applications or engagements relevant to public-benefit recognition. The medium-term direction is to deepen community programmes in South Africa while developing responsible African and international partnerships, including youth cultural exchange.</w:t>
+        <w:t>ASCO’s current phase focuses on institutional consolidation as an approved Public Benefit Organisation: maintaining clear governance instruments, developing programme systems, strengthening partnerships, maintaining accountable financial controls, pursuing Section 18A approval and expanding responsible African and international partnerships.</w:t>
       </w:r>
     </w:p>
     <w:p>
@@ -844,15 +849,8 @@
             <w:vAlign w:val="center"/>
           </w:tcPr>
           <w:p>
-            <w:pPr>
-              <w:spacing w:after="40"/>
-            </w:pPr>
-            <w:r>
-              <w:rPr>
-                <w:rFonts w:ascii="Arial" w:hAnsi="Arial"/>
-                <w:sz w:val="17"/>
-              </w:rPr>
-              <w:t>+27 76 757 5773.</w:t>
+            <w:r>
+              <w:t>+27 78 287 2814</w:t>
             </w:r>
           </w:p>
         </w:tc>
@@ -976,6 +974,50 @@
                 <w:sz w:val="17"/>
               </w:rPr>
               <w:t>MOI, Constitution, Board Charter, Board resolutions, approved policies and applicable law. Where an inconsistency arises, the MOI, Constitution and applicable law prevail to the extent legally required.</w:t>
+            </w:r>
+          </w:p>
+        </w:tc>
+      </w:tr>
+      <w:tr>
+        <w:tc>
+          <w:tcPr>
+            <w:tcW w:type="dxa" w:w="4513"/>
+          </w:tcPr>
+          <w:p>
+            <w:r>
+              <w:t>SARS PBO reference</w:t>
+            </w:r>
+          </w:p>
+        </w:tc>
+        <w:tc>
+          <w:tcPr>
+            <w:tcW w:type="dxa" w:w="4513"/>
+          </w:tcPr>
+          <w:p>
+            <w:r>
+              <w:t>930092287 — approved Public Benefit Organisation</w:t>
+            </w:r>
+          </w:p>
+        </w:tc>
+      </w:tr>
+      <w:tr>
+        <w:tc>
+          <w:tcPr>
+            <w:tcW w:type="dxa" w:w="4513"/>
+          </w:tcPr>
+          <w:p>
+            <w:r>
+              <w:t>Section 18A status</w:t>
+            </w:r>
+          </w:p>
+        </w:tc>
+        <w:tc>
+          <w:tcPr>
+            <w:tcW w:type="dxa" w:w="4513"/>
+          </w:tcPr>
+          <w:p>
+            <w:r>
+              <w:t>Pending; no Section 18A tax-deductible receipts may be issued before approval.</w:t>
             </w:r>
           </w:p>
         </w:tc>
@@ -1306,7 +1348,7 @@
           <w:rFonts w:ascii="Arial" w:hAnsi="Arial"/>
           <w:sz w:val="20"/>
         </w:rPr>
-        <w:t>ASCO does not distribute income or assets for private benefit. Resources must be applied to approved objectives, subject to reasonable remuneration, legitimate expense reimbursement and bona fide payments permitted by law. This portfolio does not constitute SARS approval as a PBO or authority to issue section 18A receipts.</w:t>
+        <w:t>ASCO does not distribute income or assets for private benefit. Resources must be applied to approved objectives, subject to reasonable remuneration, legitimate expense reimbursement and bona fide payments permitted by law. ASCO is an approved Public Benefit Organisation under SARS reference 930092287. This portfolio does not constitute Section 18A approval or authority to issue Section 18A receipts.</w:t>
       </w:r>
     </w:p>
     <w:p>
@@ -3331,6 +3373,102 @@
                 <w:sz w:val="17"/>
               </w:rPr>
               <w:t>Operational role; not a statutory Directorship solely by title.</w:t>
+            </w:r>
+          </w:p>
+        </w:tc>
+      </w:tr>
+      <w:tr>
+        <w:tc>
+          <w:tcPr>
+            <w:tcW w:type="dxa" w:w="3009"/>
+          </w:tcPr>
+          <w:p>
+            <w:r>
+              <w:t>Treasurer &amp; Finance Officer</w:t>
+            </w:r>
+          </w:p>
+        </w:tc>
+        <w:tc>
+          <w:tcPr>
+            <w:tcW w:type="dxa" w:w="3009"/>
+          </w:tcPr>
+          <w:p>
+            <w:r>
+              <w:t>Financial administration, donation recording, reconciliations, budget monitoring, financial reporting, restricted-fund tracking and audit preparation under the Delegation of Authority and Financial Management Policy.</w:t>
+            </w:r>
+          </w:p>
+        </w:tc>
+        <w:tc>
+          <w:tcPr>
+            <w:tcW w:type="dxa" w:w="3009"/>
+          </w:tcPr>
+          <w:p>
+            <w:r>
+              <w:t>Non-director senior officer</w:t>
+            </w:r>
+          </w:p>
+        </w:tc>
+      </w:tr>
+      <w:tr>
+        <w:tc>
+          <w:tcPr>
+            <w:tcW w:type="dxa" w:w="3009"/>
+          </w:tcPr>
+          <w:p>
+            <w:r>
+              <w:t>Head of Programmes &amp; Community Development</w:t>
+            </w:r>
+          </w:p>
+        </w:tc>
+        <w:tc>
+          <w:tcPr>
+            <w:tcW w:type="dxa" w:w="3009"/>
+          </w:tcPr>
+          <w:p>
+            <w:r>
+              <w:t>Programme planning, implementation, community development, humanitarian, youth, women’s empowerment, disability inclusion and environmental programmes, volunteer coordination, monitoring, safeguarding and reporting.</w:t>
+            </w:r>
+          </w:p>
+        </w:tc>
+        <w:tc>
+          <w:tcPr>
+            <w:tcW w:type="dxa" w:w="3009"/>
+          </w:tcPr>
+          <w:p>
+            <w:r>
+              <w:t>Non-director senior management position</w:t>
+            </w:r>
+          </w:p>
+        </w:tc>
+      </w:tr>
+      <w:tr>
+        <w:tc>
+          <w:tcPr>
+            <w:tcW w:type="dxa" w:w="3009"/>
+          </w:tcPr>
+          <w:p>
+            <w:r>
+              <w:t>Head of Partnerships, Gender &amp; Inclusion</w:t>
+            </w:r>
+          </w:p>
+        </w:tc>
+        <w:tc>
+          <w:tcPr>
+            <w:tcW w:type="dxa" w:w="3009"/>
+          </w:tcPr>
+          <w:p>
+            <w:r>
+              <w:t>Corporate partnerships, donor relationships, resource mobilisation, international partnerships, gender mainstreaming, women’s participation, disability inclusion and stakeholder engagement.</w:t>
+            </w:r>
+          </w:p>
+        </w:tc>
+        <w:tc>
+          <w:tcPr>
+            <w:tcW w:type="dxa" w:w="3009"/>
+          </w:tcPr>
+          <w:p>
+            <w:r>
+              <w:t>VACANT — approved/planned position</w:t>
             </w:r>
           </w:p>
         </w:tc>
@@ -3899,7 +4037,7 @@
           <w:rFonts w:ascii="Arial" w:hAnsi="Arial"/>
           <w:sz w:val="20"/>
         </w:rPr>
-        <w:t>ASCO is preparing or pursuing recognition as a Public Benefit Organisation under section 30 of the Income Tax Act, subject to SARS assessment and approval. This profile records organisational commitments and systems; it does not constitute approval. ASCO must not represent itself as an approved PBO or issue section 18A receipts unless the relevant approval has been separately obtained.</w:t>
+        <w:t>ASCO is an approved Public Benefit Organisation (SARS PBO Reference No. 930092287). ASCO’s Section 18A application remains pending. Section 18A tax-deductible donation receipts may only be issued once Section 18A approval has been granted and in accordance with the applicable SARS approval.</w:t>
       </w:r>
     </w:p>
     <w:p>
@@ -4526,7 +4664,7 @@
           <w:rFonts w:ascii="Arial" w:hAnsi="Arial"/>
           <w:sz w:val="20"/>
         </w:rPr>
-        <w:t>The following roadmap is a planning framework and should be confirmed through a Board-approved operational or strategic plan. Targets are not guarantees and depend on lawful approvals, resources, partnerships and community need.</w:t>
+        <w:t>ASCO enters the 2027–2029 period as an approved Public Benefit Organisation. Forward priorities include Section 18A approval, programme expansion, institutional sustainability, donor diversification, corporate and international partnerships, environmental programme expansion, SDG-aligned programming, and monitoring and impact reporting. Targets remain planning targets unless expressly identified as achieved results.</w:t>
       </w:r>
     </w:p>
     <w:tbl>
@@ -4633,7 +4771,7 @@
                 <w:rFonts w:ascii="Arial" w:hAnsi="Arial"/>
                 <w:sz w:val="17"/>
               </w:rPr>
-              <w:t>PBO application, governance strengthening, policy implementation, core programme systems and funding partnerships.</w:t>
+              <w:t>PBO status, governance strengthening, policy implementation, core programme systems and funding partnerships.</w:t>
             </w:r>
           </w:p>
         </w:tc>
@@ -5121,94 +5259,86 @@
           <w:sz w:val="20"/>
         </w:rPr>
         <w:t>BOARD OF DIRECTORS</w:t>
+        <w:br/>
+        <w:t>│</w:t>
+        <w:br/>
+        <w:t>├── Ms Busisiwe Makhosi Shandu — Chairperson / Founder</w:t>
+        <w:br/>
+        <w:t>├── Mr Bhekisisa Shandu — Executive Director</w:t>
+        <w:br/>
+        <w:t>├── Mr Thapelo Nelson Maqalika — Director: ICT and Communications</w:t>
+        <w:br/>
+        <w:t>└── Mr Khulekani Gumede — Director: People and Culture / Chairperson: Finance and Procurement</w:t>
+        <w:br/>
+        <w:t xml:space="preserve">     │</w:t>
+        <w:br/>
+        <w:t xml:space="preserve">     └── Senior non-director leadership: Treasurer &amp; Finance Officer; Head of Programmes &amp; Community Development; Head of Partnerships, Gender &amp; Inclusion — VACANT</w:t>
       </w:r>
       <w:r>
         <w:rPr>
           <w:rFonts w:ascii="Arial" w:hAnsi="Arial"/>
           <w:sz w:val="20"/>
         </w:rPr>
-        <w:br/>
-        <w:t>│</w:t>
       </w:r>
       <w:r>
         <w:rPr>
           <w:rFonts w:ascii="Arial" w:hAnsi="Arial"/>
           <w:sz w:val="20"/>
         </w:rPr>
-        <w:br/>
-        <w:t>├── Chairperson / Founder and Custodian of Founding Legacy</w:t>
       </w:r>
       <w:r>
         <w:rPr>
           <w:rFonts w:ascii="Arial" w:hAnsi="Arial"/>
           <w:sz w:val="20"/>
         </w:rPr>
-        <w:br/>
-        <w:t>├── Deputy Chairperson</w:t>
       </w:r>
       <w:r>
         <w:rPr>
           <w:rFonts w:ascii="Arial" w:hAnsi="Arial"/>
           <w:sz w:val="20"/>
         </w:rPr>
-        <w:br/>
-        <w:t>├── Director: ICT and Communications</w:t>
       </w:r>
       <w:r>
         <w:rPr>
           <w:rFonts w:ascii="Arial" w:hAnsi="Arial"/>
           <w:sz w:val="20"/>
         </w:rPr>
-        <w:br/>
-        <w:t>└── Director: People and Culture / Chair: Finance and Procurement</w:t>
       </w:r>
       <w:r>
         <w:rPr>
           <w:rFonts w:ascii="Arial" w:hAnsi="Arial"/>
           <w:sz w:val="20"/>
         </w:rPr>
-        <w:br/>
-        <w:t xml:space="preserve">     │</w:t>
       </w:r>
       <w:r>
         <w:rPr>
           <w:rFonts w:ascii="Arial" w:hAnsi="Arial"/>
           <w:sz w:val="20"/>
         </w:rPr>
-        <w:br/>
-        <w:t xml:space="preserve">     └── Executive Director / Chief Executive Officer</w:t>
       </w:r>
       <w:r>
         <w:rPr>
           <w:rFonts w:ascii="Arial" w:hAnsi="Arial"/>
           <w:sz w:val="20"/>
         </w:rPr>
-        <w:br/>
-        <w:t xml:space="preserve">          ├── Head of Legal Services</w:t>
       </w:r>
       <w:r>
         <w:rPr>
           <w:rFonts w:ascii="Arial" w:hAnsi="Arial"/>
           <w:sz w:val="20"/>
         </w:rPr>
-        <w:br/>
-        <w:t xml:space="preserve">          ├── Head of Organising and Mobilisation</w:t>
       </w:r>
       <w:r>
         <w:rPr>
           <w:rFonts w:ascii="Arial" w:hAnsi="Arial"/>
           <w:sz w:val="20"/>
         </w:rPr>
-        <w:br/>
-        <w:t xml:space="preserve">          ├── ICT and Communications function</w:t>
       </w:r>
       <w:r>
         <w:rPr>
           <w:rFonts w:ascii="Arial" w:hAnsi="Arial"/>
           <w:sz w:val="20"/>
         </w:rPr>
-        <w:br/>
-        <w:t xml:space="preserve">          └── People, Culture and Volunteer Management function</w:t>
       </w:r>
     </w:p>
     <w:p>
@@ -7052,7 +7182,7 @@
                 <w:rFonts w:ascii="Arial" w:hAnsi="Arial"/>
                 <w:sz w:val="17"/>
               </w:rPr>
-              <w:t>+27 76 757 5773</w:t>
+              <w:t>+27 78 287 2814</w:t>
             </w:r>
           </w:p>
         </w:tc>

--- a/Governance Documents/ASCO Institutional Profile 2026.docx
+++ b/Governance Documents/ASCO Institutional Profile 2026.docx
@@ -1349,6 +1349,11 @@
           <w:sz w:val="20"/>
         </w:rPr>
         <w:t>ASCO does not distribute income or assets for private benefit. Resources must be applied to approved objectives, subject to reasonable remuneration, legitimate expense reimbursement and bona fide payments permitted by law. ASCO is an approved Public Benefit Organisation under SARS reference 930092287. This portfolio does not constitute Section 18A approval or authority to issue Section 18A receipts.</w:t>
+      </w:r>
+    </w:p>
+    <w:p>
+      <w:r>
+        <w:t>Updated: 2 October 2026 — PBO status and related current information harmonised.</w:t>
       </w:r>
     </w:p>
     <w:p>
@@ -7890,7 +7895,7 @@
                 <w:b/>
                 <w:bCs/>
               </w:rPr>
-              <w:t>6 September 2026</w:t>
+              <w:t>2 October 2026</w:t>
             </w:r>
             <w:r>
               <w:br/>
@@ -8013,7 +8018,7 @@
                 <w:b/>
                 <w:bCs/>
               </w:rPr>
-              <w:t>6 September 2026</w:t>
+              <w:t>2 October 2026</w:t>
             </w:r>
             <w:r>
               <w:br/>
@@ -8145,7 +8150,7 @@
                 <w:b/>
                 <w:bCs/>
               </w:rPr>
-              <w:t>6 September 2026</w:t>
+              <w:t>2 October 2026</w:t>
             </w:r>
             <w:r>
               <w:br/>
@@ -8271,7 +8276,7 @@
                 <w:b/>
                 <w:bCs/>
               </w:rPr>
-              <w:t>6 September 2026</w:t>
+              <w:t>2 October 2026</w:t>
             </w:r>
             <w:r>
               <w:br/>

--- a/Governance Documents/ASCO Institutional Profile 2026.docx
+++ b/Governance Documents/ASCO Institutional Profile 2026.docx
@@ -3421,7 +3421,7 @@
           </w:tcPr>
           <w:p>
             <w:r>
-              <w:t>Head of Programmes &amp; Community Development</w:t>
+              <w:t>Mr Maguqu Meshack Mzimela — Head of Programmes, Research &amp; Strategic Partnerships</w:t>
             </w:r>
           </w:p>
         </w:tc>
@@ -3453,7 +3453,7 @@
           </w:tcPr>
           <w:p>
             <w:r>
-              <w:t>Head of Partnerships, Gender &amp; Inclusion</w:t>
+              <w:t>Ms Angel Nokukhanya Gumede — Head of Humanitarian Affairs &amp; Emergency Response</w:t>
             </w:r>
           </w:p>
         </w:tc>
@@ -3463,7 +3463,7 @@
           </w:tcPr>
           <w:p>
             <w:r>
-              <w:t>Corporate partnerships, donor relationships, resource mobilisation, international partnerships, gender mainstreaming, women’s participation, disability inclusion and stakeholder engagement.</w:t>
+              <w:t>Humanitarian interventions, disaster response, relief coordination, community resilience and support for vulnerable communities.</w:t>
             </w:r>
           </w:p>
         </w:tc>
@@ -3473,7 +3473,39 @@
           </w:tcPr>
           <w:p>
             <w:r>
-              <w:t>VACANT — approved/planned position</w:t>
+              <w:t>Non-director senior management position</w:t>
+            </w:r>
+          </w:p>
+        </w:tc>
+      </w:tr>
+      <w:tr>
+        <w:tc>
+          <w:tcPr>
+            <w:tcW w:type="dxa" w:w="3009"/>
+          </w:tcPr>
+          <w:p>
+            <w:r>
+              <w:t>Ms Thando Mathe — Head of Social Protection, Inclusion &amp; Safeguarding</w:t>
+            </w:r>
+          </w:p>
+        </w:tc>
+        <w:tc>
+          <w:tcPr>
+            <w:tcW w:type="dxa" w:w="3009"/>
+          </w:tcPr>
+          <w:p>
+            <w:r>
+              <w:t>Women, children, persons with disabilities and vulnerable groups; protection policies, inclusive programming, social protection and safeguarding.</w:t>
+            </w:r>
+          </w:p>
+        </w:tc>
+        <w:tc>
+          <w:tcPr>
+            <w:tcW w:type="dxa" w:w="3009"/>
+          </w:tcPr>
+          <w:p>
+            <w:r>
+              <w:t>Non-director senior management position</w:t>
             </w:r>
           </w:p>
         </w:tc>
@@ -5277,7 +5309,7 @@
         <w:br/>
         <w:t xml:space="preserve">     │</w:t>
         <w:br/>
-        <w:t xml:space="preserve">     └── Senior non-director leadership: Treasurer &amp; Finance Officer; Head of Programmes &amp; Community Development; Head of Partnerships, Gender &amp; Inclusion — VACANT</w:t>
+        <w:t xml:space="preserve">     └── Senior non-director leadership: Treasurer &amp; Finance Officer; Ms Angel Nokukhanya Gumede — Head of Humanitarian Affairs &amp; Emergency Response; Ms Thando Mathe — Head of Social Protection, Inclusion &amp; Safeguarding; Mr Maguqu Meshack Mzimela — Head of Programmes, Research &amp; Strategic Partnerships</w:t>
       </w:r>
       <w:r>
         <w:rPr>

--- a/Governance Documents/ASCO Institutional Profile 2026.docx
+++ b/Governance Documents/ASCO Institutional Profile 2026.docx
@@ -850,7 +850,7 @@
           </w:tcPr>
           <w:p>
             <w:r>
-              <w:t>+27 78 287 2814</w:t>
+              <w:t>+27 76 757 5773</w:t>
             </w:r>
           </w:p>
         </w:tc>
@@ -7219,7 +7219,7 @@
                 <w:rFonts w:ascii="Arial" w:hAnsi="Arial"/>
                 <w:sz w:val="17"/>
               </w:rPr>
-              <w:t>+27 78 287 2814</w:t>
+              <w:t>+27 76 757 5773</w:t>
             </w:r>
           </w:p>
         </w:tc>
